--- a/Résumé de projet LO02 .docx
+++ b/Résumé de projet LO02 .docx
@@ -98,7 +98,7 @@
     <w:p>
       <w:r>
         <w:pict w14:anchorId="63C85110">
-          <v:rect id="_x0000_i1037" style="width:0;height:1.5pt" o:hralign="center" o:hrstd="t" o:hr="t" fillcolor="#a0a0a0" stroked="f"/>
+          <v:rect id="_x0000_i1025" style="width:0;height:1.5pt" o:hralign="center" o:hrstd="t" o:hr="t" fillcolor="#a0a0a0" stroked="f"/>
         </w:pict>
       </w:r>
     </w:p>
@@ -164,7 +164,7 @@
     <w:p>
       <w:r>
         <w:pict w14:anchorId="16DACB00">
-          <v:rect id="_x0000_i1038" style="width:0;height:1.5pt" o:hralign="center" o:hrstd="t" o:hr="t" fillcolor="#a0a0a0" stroked="f"/>
+          <v:rect id="_x0000_i1026" style="width:0;height:1.5pt" o:hralign="center" o:hrstd="t" o:hr="t" fillcolor="#a0a0a0" stroked="f"/>
         </w:pict>
       </w:r>
     </w:p>
@@ -295,6 +295,9 @@
       <w:r>
         <w:t>- L’utilisation du jeu via le terminal de commande, avec une interface rudimentaire</w:t>
       </w:r>
+      <w:r>
+        <w:t>.</w:t>
+      </w:r>
     </w:p>
     <w:p>
       <w:r>
@@ -330,6 +333,14 @@
       <w:proofErr w:type="spellEnd"/>
       <w:r>
         <w:t xml:space="preserve"> complète sur les classes</w:t>
+      </w:r>
+    </w:p>
+    <w:p>
+      <w:r>
+        <w:t xml:space="preserve">- La possibilité de choisir entre plusieurs types de jeu, ainsi que leurs ajouter </w:t>
+      </w:r>
+      <w:r>
+        <w:t>ou non.</w:t>
       </w:r>
     </w:p>
     <w:p/>
@@ -374,37 +385,160 @@
         <w:t xml:space="preserve"> notre précédente </w:t>
       </w:r>
       <w:r>
-        <w:t>interface via lignes de commandes. A l’heure actuelle, nous n’avons donc pas l’interface en ligne de commande fonctionnelle, ni la vue concurrente entre elle et l’interface graphique.</w:t>
-      </w:r>
-    </w:p>
-    <w:p>
-      <w:r>
-        <w:t>La réalisation d’un nouveau diagramme de classe à été réalisé, avec en italique toutes les modifications réalisées.</w:t>
-      </w:r>
-    </w:p>
-    <w:p/>
-    <w:p>
-      <w:r>
-        <w:t xml:space="preserve">Ce qui fonctionne : </w:t>
-      </w:r>
-    </w:p>
-    <w:p>
-      <w:r>
-        <w:t>Ce qui a été implémenté mais ne fonctionne pas :</w:t>
-      </w:r>
-    </w:p>
-    <w:p>
-      <w:r>
-        <w:t>Ce qui n’a pas été implémenté :</w:t>
-      </w:r>
-    </w:p>
-    <w:p/>
-    <w:p/>
-    <w:p/>
-    <w:p>
-      <w:r>
-        <w:lastRenderedPageBreak/>
-        <w:t>Pour la suite…</w:t>
+        <w:t xml:space="preserve">interface via lignes de commandes. </w:t>
+      </w:r>
+      <w:r>
+        <w:t xml:space="preserve">Nous avons </w:t>
+      </w:r>
+      <w:r>
+        <w:t>recréé</w:t>
+      </w:r>
+      <w:r>
+        <w:t xml:space="preserve"> le début de l’interface en ligne de commande, mais n’avons pas eu le temps de la re</w:t>
+      </w:r>
+      <w:r>
+        <w:t xml:space="preserve">créer entièrement. La vue </w:t>
+      </w:r>
+      <w:r>
+        <w:t>concurrente entre elle et l’interface graphique</w:t>
+      </w:r>
+      <w:r>
+        <w:t xml:space="preserve"> n’a donc pas pu être réalisée</w:t>
+      </w:r>
+      <w:r>
+        <w:t xml:space="preserve">, mais </w:t>
+      </w:r>
+      <w:r>
+        <w:t>voilà ce que nous aurions fait avec un peu plus de temps :</w:t>
+      </w:r>
+    </w:p>
+    <w:p>
+      <w:r>
+        <w:t xml:space="preserve">Pour ce qui est de jouer à la fois avec l'interface graphique et avec la console, d'abord bien évidement ne créer </w:t>
+      </w:r>
+      <w:proofErr w:type="gramStart"/>
+      <w:r>
+        <w:t>qu'un seul main</w:t>
+      </w:r>
+      <w:proofErr w:type="gramEnd"/>
+      <w:r>
+        <w:t xml:space="preserve"> où </w:t>
+      </w:r>
+      <w:r>
+        <w:t>les deux façons</w:t>
+      </w:r>
+      <w:r>
+        <w:t xml:space="preserve"> de jouer serait lancé</w:t>
+      </w:r>
+      <w:r>
+        <w:t xml:space="preserve">. </w:t>
+      </w:r>
+      <w:r>
+        <w:t>Nous gérerions</w:t>
+      </w:r>
+      <w:r>
+        <w:t xml:space="preserve"> les deux en temps </w:t>
+      </w:r>
+      <w:r>
+        <w:t>avec le patron O</w:t>
+      </w:r>
+      <w:r>
+        <w:t>bserver</w:t>
+      </w:r>
+      <w:r>
+        <w:t xml:space="preserve"> ; </w:t>
+      </w:r>
+      <w:r>
+        <w:t xml:space="preserve">il faudrait ensuite gérer </w:t>
+      </w:r>
+      <w:proofErr w:type="gramStart"/>
+      <w:r>
+        <w:t>les deux façon</w:t>
+      </w:r>
+      <w:proofErr w:type="gramEnd"/>
+      <w:r>
+        <w:t xml:space="preserve"> de jouer comme des Threads différents, et pour cela ajouter \' </w:t>
+      </w:r>
+      <w:proofErr w:type="spellStart"/>
+      <w:r>
+        <w:t>synchronized</w:t>
+      </w:r>
+      <w:proofErr w:type="spellEnd"/>
+      <w:r>
+        <w:t>\' devant les fonction</w:t>
+      </w:r>
+      <w:r>
+        <w:t>s</w:t>
+      </w:r>
+      <w:r>
+        <w:t xml:space="preserve"> en aillant besoin, </w:t>
+      </w:r>
+      <w:r>
+        <w:t>ainsi qu’utiliser</w:t>
+      </w:r>
+      <w:r>
+        <w:t xml:space="preserve"> la fonction </w:t>
+      </w:r>
+      <w:proofErr w:type="spellStart"/>
+      <w:proofErr w:type="gramStart"/>
+      <w:r>
+        <w:t>wait</w:t>
+      </w:r>
+      <w:proofErr w:type="spellEnd"/>
+      <w:r>
+        <w:t>(</w:t>
+      </w:r>
+      <w:proofErr w:type="gramEnd"/>
+      <w:r>
+        <w:t>)</w:t>
+      </w:r>
+      <w:r>
+        <w:t xml:space="preserve"> et </w:t>
+      </w:r>
+      <w:proofErr w:type="spellStart"/>
+      <w:proofErr w:type="gramStart"/>
+      <w:r>
+        <w:t>Notify</w:t>
+      </w:r>
+      <w:proofErr w:type="spellEnd"/>
+      <w:r>
+        <w:t>(</w:t>
+      </w:r>
+      <w:proofErr w:type="gramEnd"/>
+      <w:r>
+        <w:t xml:space="preserve">) / </w:t>
+      </w:r>
+      <w:proofErr w:type="spellStart"/>
+      <w:proofErr w:type="gramStart"/>
+      <w:r>
+        <w:t>NotifyAll</w:t>
+      </w:r>
+      <w:proofErr w:type="spellEnd"/>
+      <w:r>
+        <w:t>(</w:t>
+      </w:r>
+      <w:proofErr w:type="gramEnd"/>
+      <w:r>
+        <w:t>)</w:t>
+      </w:r>
+      <w:r>
+        <w:t>.</w:t>
+      </w:r>
+    </w:p>
+    <w:p>
+      <w:r>
+        <w:t>La réalisation d’un nouveau diagramme de classe à été réalisé, avec en italique toutes les modifications réalisées</w:t>
+      </w:r>
+      <w:r>
+        <w:t xml:space="preserve"> dans la partie Model, ainsi que l’ensemble des classes de la Vue et du </w:t>
+      </w:r>
+      <w:proofErr w:type="spellStart"/>
+      <w:r>
+        <w:t>Controler</w:t>
+      </w:r>
+      <w:proofErr w:type="spellEnd"/>
+      <w:r>
+        <w:t>.</w:t>
       </w:r>
     </w:p>
     <w:p>
@@ -413,55 +547,14 @@
       </w:r>
       <w:proofErr w:type="spellStart"/>
       <w:r>
-        <w:t>Javadoc</w:t>
+        <w:t>javadoc</w:t>
       </w:r>
       <w:proofErr w:type="spellEnd"/>
       <w:r>
-        <w:t xml:space="preserve"> sur les nouvelles classes + </w:t>
-      </w:r>
-      <w:r>
-        <w:t>Paquages à faire + niveau app</w:t>
-      </w:r>
-    </w:p>
-    <w:p>
-      <w:r>
-        <w:t>Créer 3 dossiers : src, classes et doc</w:t>
-      </w:r>
-    </w:p>
-    <w:p/>
-    <w:p>
-      <w:r>
-        <w:t>Finir la réalisation de la partie via l’interface graphique</w:t>
-      </w:r>
-    </w:p>
-    <w:p>
-      <w:r>
-        <w:t>Re-rendre fonctionnel l’interface graphique via lignes de commandes</w:t>
-      </w:r>
-    </w:p>
-    <w:p>
-      <w:r>
-        <w:t xml:space="preserve">Mettre en place la vue concurrente via Thread ou </w:t>
-      </w:r>
-      <w:proofErr w:type="spellStart"/>
-      <w:r>
-        <w:t>Runnable</w:t>
-      </w:r>
-      <w:proofErr w:type="spellEnd"/>
-      <w:r>
-        <w:t>.</w:t>
-      </w:r>
-    </w:p>
-    <w:p/>
-    <w:p>
-      <w:r>
-        <w:t>On a besoin d’extension : nouvelles cartes =&gt;concevoir et implémenter ; qui peuvent être intégré ou pas à la partie qui va commencer.</w:t>
-      </w:r>
-    </w:p>
-    <w:p/>
-    <w:p>
-      <w:r>
-        <w:t>Variantes : la variante choisie imposera les règles d’une partie =&gt; concevoir et implémenter 2 variantes en plus des règles de base.</w:t>
+        <w:t xml:space="preserve"> est également complète, il suffit de l’exécuter pour voir le </w:t>
+      </w:r>
+      <w:r>
+        <w:t>fichier.</w:t>
       </w:r>
     </w:p>
     <w:sectPr>
@@ -1077,6 +1170,7 @@
   <w:style w:type="character" w:default="1" w:styleId="Policepardfaut">
     <w:name w:val="Default Paragraph Font"/>
     <w:uiPriority w:val="1"/>
+    <w:semiHidden/>
     <w:unhideWhenUsed/>
   </w:style>
   <w:style w:type="table" w:default="1" w:styleId="TableauNormal">
